--- a/01-Preparação.docx
+++ b/01-Preparação.docx
@@ -9,7 +9,7 @@
           <w:lang w:val="pt-BR"/>
         </w:rPr>
       </w:pPr>
-      <w:bookmarkStart w:id="0" w:name="_Toc210050108"/>
+      <w:bookmarkStart w:id="0" w:name="_Toc210068996"/>
       <w:r>
         <w:rPr>
           <w:lang w:val="pt-BR"/>
@@ -27,6 +27,13 @@
     </w:p>
     <w:sdt>
       <w:sdtPr>
+        <w:rPr>
+          <w:rFonts w:asciiTheme="minorHAnsi" w:eastAsiaTheme="minorEastAsia" w:hAnsiTheme="minorHAnsi" w:cstheme="minorBidi"/>
+          <w:color w:val="auto"/>
+          <w:sz w:val="24"/>
+          <w:szCs w:val="24"/>
+          <w:lang w:val="en-US" w:eastAsia="ja-JP"/>
+        </w:rPr>
         <w:id w:val="-1881091371"/>
         <w:docPartObj>
           <w:docPartGallery w:val="Table of Contents"/>
@@ -35,13 +42,8 @@
       </w:sdtPr>
       <w:sdtEndPr>
         <w:rPr>
-          <w:rFonts w:asciiTheme="minorHAnsi" w:eastAsiaTheme="minorEastAsia" w:hAnsiTheme="minorHAnsi" w:cstheme="minorBidi"/>
-          <w:b/>
-          <w:bCs/>
-          <w:color w:val="auto"/>
-          <w:sz w:val="24"/>
-          <w:szCs w:val="24"/>
-          <w:lang w:val="en-US" w:eastAsia="ja-JP"/>
+          <w:b/>
+          <w:bCs/>
         </w:rPr>
       </w:sdtEndPr>
       <w:sdtContent>
@@ -61,6 +63,9 @@
             </w:tabs>
             <w:rPr>
               <w:noProof/>
+              <w:kern w:val="2"/>
+              <w:lang w:val="pt-BR" w:eastAsia="pt-BR"/>
+              <w14:ligatures w14:val="standardContextual"/>
             </w:rPr>
           </w:pPr>
           <w:r>
@@ -72,7 +77,7 @@
           <w:r>
             <w:fldChar w:fldCharType="separate"/>
           </w:r>
-          <w:hyperlink w:anchor="_Toc210050108" w:history="1">
+          <w:hyperlink w:anchor="_Toc210068996" w:history="1">
             <w:r>
               <w:rPr>
                 <w:rStyle w:val="Hyperlink"/>
@@ -100,7 +105,7 @@
                 <w:noProof/>
                 <w:webHidden/>
               </w:rPr>
-              <w:instrText xml:space="preserve"> PAGEREF _Toc210050108 \h </w:instrText>
+              <w:instrText xml:space="preserve"> PAGEREF _Toc210068996 \h </w:instrText>
             </w:r>
             <w:r>
               <w:rPr>
@@ -139,9 +144,12 @@
             </w:tabs>
             <w:rPr>
               <w:noProof/>
+              <w:kern w:val="2"/>
+              <w:lang w:val="pt-BR" w:eastAsia="pt-BR"/>
+              <w14:ligatures w14:val="standardContextual"/>
             </w:rPr>
           </w:pPr>
-          <w:hyperlink w:anchor="_Toc210050109" w:history="1">
+          <w:hyperlink w:anchor="_Toc210068997" w:history="1">
             <w:r>
               <w:rPr>
                 <w:rStyle w:val="Hyperlink"/>
@@ -169,7 +177,7 @@
                 <w:noProof/>
                 <w:webHidden/>
               </w:rPr>
-              <w:instrText xml:space="preserve"> PAGEREF _Toc210050109 \h </w:instrText>
+              <w:instrText xml:space="preserve"> PAGEREF _Toc210068997 \h </w:instrText>
             </w:r>
             <w:r>
               <w:rPr>
@@ -208,9 +216,12 @@
             </w:tabs>
             <w:rPr>
               <w:noProof/>
+              <w:kern w:val="2"/>
+              <w:lang w:val="pt-BR" w:eastAsia="pt-BR"/>
+              <w14:ligatures w14:val="standardContextual"/>
             </w:rPr>
           </w:pPr>
-          <w:hyperlink w:anchor="_Toc210050110" w:history="1">
+          <w:hyperlink w:anchor="_Toc210068998" w:history="1">
             <w:r>
               <w:rPr>
                 <w:rStyle w:val="Hyperlink"/>
@@ -238,7 +249,7 @@
                 <w:noProof/>
                 <w:webHidden/>
               </w:rPr>
-              <w:instrText xml:space="preserve"> PAGEREF _Toc210050110 \h </w:instrText>
+              <w:instrText xml:space="preserve"> PAGEREF _Toc210068998 \h </w:instrText>
             </w:r>
             <w:r>
               <w:rPr>
@@ -277,9 +288,12 @@
             </w:tabs>
             <w:rPr>
               <w:noProof/>
+              <w:kern w:val="2"/>
+              <w:lang w:val="pt-BR" w:eastAsia="pt-BR"/>
+              <w14:ligatures w14:val="standardContextual"/>
             </w:rPr>
           </w:pPr>
-          <w:hyperlink w:anchor="_Toc210050111" w:history="1">
+          <w:hyperlink w:anchor="_Toc210068999" w:history="1">
             <w:r>
               <w:rPr>
                 <w:rStyle w:val="Hyperlink"/>
@@ -307,7 +321,7 @@
                 <w:noProof/>
                 <w:webHidden/>
               </w:rPr>
-              <w:instrText xml:space="preserve"> PAGEREF _Toc210050111 \h </w:instrText>
+              <w:instrText xml:space="preserve"> PAGEREF _Toc210068999 \h </w:instrText>
             </w:r>
             <w:r>
               <w:rPr>
@@ -346,9 +360,12 @@
             </w:tabs>
             <w:rPr>
               <w:noProof/>
+              <w:kern w:val="2"/>
+              <w:lang w:val="pt-BR" w:eastAsia="pt-BR"/>
+              <w14:ligatures w14:val="standardContextual"/>
             </w:rPr>
           </w:pPr>
-          <w:hyperlink w:anchor="_Toc210050112" w:history="1">
+          <w:hyperlink w:anchor="_Toc210069000" w:history="1">
             <w:r>
               <w:rPr>
                 <w:rStyle w:val="Hyperlink"/>
@@ -375,7 +392,7 @@
                 <w:noProof/>
                 <w:webHidden/>
               </w:rPr>
-              <w:instrText xml:space="preserve"> PAGEREF _Toc210050112 \h </w:instrText>
+              <w:instrText xml:space="preserve"> PAGEREF _Toc210069000 \h </w:instrText>
             </w:r>
             <w:r>
               <w:rPr>
@@ -396,6 +413,78 @@
                 <w:webHidden/>
               </w:rPr>
               <w:t>1</w:t>
+            </w:r>
+            <w:r>
+              <w:rPr>
+                <w:noProof/>
+                <w:webHidden/>
+              </w:rPr>
+              <w:fldChar w:fldCharType="end"/>
+            </w:r>
+          </w:hyperlink>
+        </w:p>
+        <w:p>
+          <w:pPr>
+            <w:pStyle w:val="Sumrio2"/>
+            <w:tabs>
+              <w:tab w:val="right" w:leader="dot" w:pos="9350"/>
+            </w:tabs>
+            <w:rPr>
+              <w:noProof/>
+              <w:kern w:val="2"/>
+              <w:lang w:val="pt-BR" w:eastAsia="pt-BR"/>
+              <w14:ligatures w14:val="standardContextual"/>
+            </w:rPr>
+          </w:pPr>
+          <w:hyperlink w:anchor="_Toc210069001" w:history="1">
+            <w:r>
+              <w:rPr>
+                <w:rStyle w:val="Hyperlink"/>
+                <w:noProof/>
+                <w:lang w:val="pt-BR"/>
+              </w:rPr>
+              <w:t>Instalação e configuração do Jupyter Notebook</w:t>
+            </w:r>
+            <w:r>
+              <w:rPr>
+                <w:noProof/>
+                <w:webHidden/>
+              </w:rPr>
+              <w:tab/>
+            </w:r>
+            <w:r>
+              <w:rPr>
+                <w:noProof/>
+                <w:webHidden/>
+              </w:rPr>
+              <w:fldChar w:fldCharType="begin"/>
+            </w:r>
+            <w:r>
+              <w:rPr>
+                <w:noProof/>
+                <w:webHidden/>
+              </w:rPr>
+              <w:instrText xml:space="preserve"> PAGEREF _Toc210069001 \h </w:instrText>
+            </w:r>
+            <w:r>
+              <w:rPr>
+                <w:noProof/>
+                <w:webHidden/>
+              </w:rPr>
+            </w:r>
+            <w:r>
+              <w:rPr>
+                <w:noProof/>
+                <w:webHidden/>
+              </w:rPr>
+              <w:fldChar w:fldCharType="separate"/>
+            </w:r>
+            <w:r>
+              <w:rPr>
+                <w:noProof/>
+                <w:webHidden/>
+              </w:rPr>
+              <w:t>2</w:t>
             </w:r>
             <w:r>
               <w:rPr>
@@ -419,19 +508,12 @@
     </w:sdt>
     <w:p>
       <w:pPr>
-        <w:rPr>
-          <w:lang w:val="pt-BR"/>
-        </w:rPr>
-      </w:pPr>
-    </w:p>
-    <w:p>
-      <w:pPr>
         <w:pStyle w:val="Ttulo2"/>
         <w:rPr>
           <w:lang w:val="pt-BR"/>
         </w:rPr>
       </w:pPr>
-      <w:bookmarkStart w:id="1" w:name="_Toc210050109"/>
+      <w:bookmarkStart w:id="1" w:name="_Toc210068997"/>
       <w:r>
         <w:rPr>
           <w:lang w:val="pt-BR"/>
@@ -479,7 +561,21 @@
         <w:rPr>
           <w:lang w:val="pt-BR"/>
         </w:rPr>
-        <w:t>Instalação e configuração do Jupyter Notebook</w:t>
+        <w:t xml:space="preserve">Instalação e configuração do </w:t>
+      </w:r>
+      <w:proofErr w:type="spellStart"/>
+      <w:r>
+        <w:rPr>
+          <w:lang w:val="pt-BR"/>
+        </w:rPr>
+        <w:t>Jupyter</w:t>
+      </w:r>
+      <w:proofErr w:type="spellEnd"/>
+      <w:r>
+        <w:rPr>
+          <w:lang w:val="pt-BR"/>
+        </w:rPr>
+        <w:t xml:space="preserve"> Notebook</w:t>
       </w:r>
     </w:p>
     <w:p>
@@ -534,7 +630,13 @@
           <w:lang w:val="pt-BR"/>
         </w:rPr>
       </w:pPr>
-      <w:bookmarkStart w:id="2" w:name="_Toc210050110"/>
+      <w:bookmarkStart w:id="2" w:name="_Toc210068998"/>
+      <w:r>
+        <w:rPr>
+          <w:lang w:val="pt-BR"/>
+        </w:rPr>
+        <w:t xml:space="preserve">1. </w:t>
+      </w:r>
       <w:r>
         <w:rPr>
           <w:lang w:val="pt-BR"/>
@@ -556,7 +658,7 @@
           <w:lang w:val="pt-BR"/>
         </w:rPr>
       </w:pPr>
-      <w:bookmarkStart w:id="3" w:name="_Toc210050111"/>
+      <w:bookmarkStart w:id="3" w:name="_Toc210068999"/>
       <w:r>
         <w:rPr>
           <w:lang w:val="pt-BR"/>
@@ -566,13 +668,23 @@
       <w:bookmarkEnd w:id="3"/>
     </w:p>
     <w:p>
-      <w:r>
-        <w:t>sudo apt update</w:t>
-      </w:r>
-    </w:p>
-    <w:p>
-      <w:r>
-        <w:t>sudo apt install git</w:t>
+      <w:proofErr w:type="spellStart"/>
+      <w:r>
+        <w:t>sudo</w:t>
+      </w:r>
+      <w:proofErr w:type="spellEnd"/>
+      <w:r>
+        <w:t xml:space="preserve"> apt update</w:t>
+      </w:r>
+    </w:p>
+    <w:p>
+      <w:proofErr w:type="spellStart"/>
+      <w:r>
+        <w:t>sudo</w:t>
+      </w:r>
+      <w:proofErr w:type="spellEnd"/>
+      <w:r>
+        <w:t xml:space="preserve"> apt install git</w:t>
       </w:r>
     </w:p>
     <w:p>
@@ -591,9 +703,22 @@
           <w:bCs/>
         </w:rPr>
       </w:pPr>
-      <w:bookmarkStart w:id="4" w:name="_Toc210050112"/>
-      <w:r>
-        <w:t>Configuração do repositório local</w:t>
+      <w:bookmarkStart w:id="4" w:name="_Toc210069000"/>
+      <w:proofErr w:type="spellStart"/>
+      <w:r>
+        <w:t>Configuração</w:t>
+      </w:r>
+      <w:proofErr w:type="spellEnd"/>
+      <w:r>
+        <w:t xml:space="preserve"> do </w:t>
+      </w:r>
+      <w:proofErr w:type="spellStart"/>
+      <w:r>
+        <w:t>repositório</w:t>
+      </w:r>
+      <w:proofErr w:type="spellEnd"/>
+      <w:r>
+        <w:t xml:space="preserve"> local</w:t>
       </w:r>
       <w:bookmarkEnd w:id="4"/>
     </w:p>
@@ -605,8 +730,13 @@
           <w:numId w:val="1"/>
         </w:numPr>
       </w:pPr>
-      <w:r>
-        <w:t xml:space="preserve">Github: </w:t>
+      <w:proofErr w:type="spellStart"/>
+      <w:r>
+        <w:t>Github</w:t>
+      </w:r>
+      <w:proofErr w:type="spellEnd"/>
+      <w:r>
+        <w:t xml:space="preserve">: </w:t>
       </w:r>
       <w:hyperlink r:id="rId6">
         <w:r>
@@ -656,75 +786,48 @@
     <w:p/>
     <w:p>
       <w:pPr>
-        <w:rPr>
-          <w:b/>
-          <w:bCs/>
-        </w:rPr>
-      </w:pPr>
-    </w:p>
-    <w:p>
-      <w:pPr>
-        <w:rPr>
-          <w:b/>
-          <w:bCs/>
-        </w:rPr>
-      </w:pPr>
-    </w:p>
-    <w:p>
-      <w:pPr>
-        <w:rPr>
-          <w:b/>
-          <w:bCs/>
-          <w:lang w:val="pt-BR"/>
-        </w:rPr>
-      </w:pPr>
-      <w:r>
-        <w:rPr>
-          <w:b/>
-          <w:bCs/>
-          <w:lang w:val="pt-BR"/>
-        </w:rPr>
-        <w:t xml:space="preserve">Etapa 2: </w:t>
-      </w:r>
-      <w:r>
-        <w:rPr>
-          <w:b/>
-          <w:bCs/>
-          <w:lang w:val="pt-BR"/>
-        </w:rPr>
-        <w:t>GUIX</w:t>
-      </w:r>
-    </w:p>
-    <w:p>
-      <w:pPr>
-        <w:rPr>
-          <w:b/>
-          <w:bCs/>
-          <w:lang w:val="pt-BR"/>
-        </w:rPr>
-      </w:pPr>
-    </w:p>
-    <w:p>
-      <w:pPr>
         <w:pStyle w:val="Ttulo2"/>
         <w:rPr>
           <w:lang w:val="pt-BR"/>
         </w:rPr>
       </w:pPr>
-      <w:r>
-        <w:rPr>
-          <w:lang w:val="pt-BR"/>
-        </w:rPr>
-        <w:t>Instalação e configuração do Jupyter Notebook</w:t>
-      </w:r>
-    </w:p>
-    <w:p>
-      <w:pPr>
-        <w:rPr>
-          <w:b/>
-          <w:bCs/>
-        </w:rPr>
-      </w:pPr>
+      <w:bookmarkStart w:id="5" w:name="_Toc210069001"/>
+      <w:r>
+        <w:rPr>
+          <w:lang w:val="pt-BR"/>
+        </w:rPr>
+        <w:t xml:space="preserve">2. </w:t>
+      </w:r>
+      <w:r>
+        <w:rPr>
+          <w:lang w:val="pt-BR"/>
+        </w:rPr>
+        <w:t xml:space="preserve">Instalação e configuração do </w:t>
+      </w:r>
+      <w:proofErr w:type="spellStart"/>
+      <w:r>
+        <w:rPr>
+          <w:lang w:val="pt-BR"/>
+        </w:rPr>
+        <w:t>Jupyter</w:t>
+      </w:r>
+      <w:proofErr w:type="spellEnd"/>
+      <w:r>
+        <w:rPr>
+          <w:lang w:val="pt-BR"/>
+        </w:rPr>
+        <w:t xml:space="preserve"> Notebook</w:t>
+      </w:r>
+      <w:bookmarkEnd w:id="5"/>
+    </w:p>
+    <w:p>
+      <w:pPr>
+        <w:rPr>
+          <w:b/>
+          <w:bCs/>
+        </w:rPr>
+      </w:pPr>
+      <w:proofErr w:type="spellStart"/>
       <w:r>
         <w:rPr>
           <w:b/>
@@ -732,19 +835,32 @@
         </w:rPr>
         <w:t>Instalação</w:t>
       </w:r>
-    </w:p>
-    <w:p>
-      <w:r>
-        <w:t>sudo apt install python3</w:t>
-      </w:r>
-    </w:p>
-    <w:p>
-      <w:r>
-        <w:t xml:space="preserve">sudo apt install </w:t>
-      </w:r>
+      <w:proofErr w:type="spellEnd"/>
+    </w:p>
+    <w:p>
+      <w:proofErr w:type="spellStart"/>
+      <w:r>
+        <w:t>sudo</w:t>
+      </w:r>
+      <w:proofErr w:type="spellEnd"/>
+      <w:r>
+        <w:t xml:space="preserve"> apt install python3</w:t>
+      </w:r>
+    </w:p>
+    <w:p>
+      <w:proofErr w:type="spellStart"/>
+      <w:r>
+        <w:t>sudo</w:t>
+      </w:r>
+      <w:proofErr w:type="spellEnd"/>
+      <w:r>
+        <w:t xml:space="preserve"> apt install </w:t>
+      </w:r>
+      <w:proofErr w:type="spellStart"/>
       <w:r>
         <w:t>jupyter</w:t>
       </w:r>
+      <w:proofErr w:type="spellEnd"/>
     </w:p>
     <w:p>
       <w:pPr>
@@ -777,17 +893,40 @@
         </w:rPr>
         <w:t>tala</w:t>
       </w:r>
-      <w:r>
-        <w:rPr>
-          <w:b/>
-          <w:bCs/>
-        </w:rPr>
-        <w:t>ção pycryptodome</w:t>
-      </w:r>
-    </w:p>
-    <w:p>
-      <w:r>
-        <w:t>sudo apt install python3-pycryptodome</w:t>
+      <w:proofErr w:type="spellStart"/>
+      <w:r>
+        <w:rPr>
+          <w:b/>
+          <w:bCs/>
+        </w:rPr>
+        <w:t>ção</w:t>
+      </w:r>
+      <w:proofErr w:type="spellEnd"/>
+      <w:r>
+        <w:rPr>
+          <w:b/>
+          <w:bCs/>
+        </w:rPr>
+        <w:t xml:space="preserve"> </w:t>
+      </w:r>
+      <w:proofErr w:type="spellStart"/>
+      <w:r>
+        <w:rPr>
+          <w:b/>
+          <w:bCs/>
+        </w:rPr>
+        <w:t>pycryptodome</w:t>
+      </w:r>
+      <w:proofErr w:type="spellEnd"/>
+    </w:p>
+    <w:p>
+      <w:proofErr w:type="spellStart"/>
+      <w:r>
+        <w:t>sudo</w:t>
+      </w:r>
+      <w:proofErr w:type="spellEnd"/>
+      <w:r>
+        <w:t xml:space="preserve"> apt install python3-pycryptodome</w:t>
       </w:r>
     </w:p>
     <w:p>
@@ -811,8 +950,13 @@
         </w:numPr>
       </w:pPr>
       <w:r>
-        <w:t>import Cryptodome</w:t>
-      </w:r>
+        <w:t xml:space="preserve">import </w:t>
+      </w:r>
+      <w:proofErr w:type="spellStart"/>
+      <w:r>
+        <w:t>Cryptodome</w:t>
+      </w:r>
+      <w:proofErr w:type="spellEnd"/>
     </w:p>
     <w:p>
       <w:pPr>
@@ -822,21 +966,35 @@
           <w:numId w:val="4"/>
         </w:numPr>
       </w:pPr>
-      <w:r>
-        <w:t>print(Cryptodome.__version__)</w:t>
-      </w:r>
-    </w:p>
-    <w:p>
-      <w:pPr>
-        <w:rPr>
-          <w:b/>
-          <w:bCs/>
-        </w:rPr>
-      </w:pPr>
-      <w:r>
-        <w:rPr>
-          <w:b/>
-          <w:bCs/>
+      <w:proofErr w:type="gramStart"/>
+      <w:r>
+        <w:t>print(</w:t>
+      </w:r>
+      <w:proofErr w:type="spellStart"/>
+      <w:r>
+        <w:t>Cryptodome</w:t>
+      </w:r>
+      <w:proofErr w:type="spellEnd"/>
+      <w:r>
+        <w:t>._</w:t>
+      </w:r>
+      <w:proofErr w:type="gramEnd"/>
+      <w:r>
+        <w:t>_version__)</w:t>
+      </w:r>
+    </w:p>
+    <w:p>
+      <w:pPr>
+        <w:rPr>
+          <w:b/>
+          <w:bCs/>
+        </w:rPr>
+      </w:pPr>
+      <w:r>
+        <w:rPr>
+          <w:b/>
+          <w:bCs/>
+          <w:noProof/>
         </w:rPr>
         <w:drawing>
           <wp:inline distT="0" distB="0" distL="0" distR="0" wp14:anchorId="2D9D02E5" wp14:editId="66DD52D5">
@@ -888,37 +1046,46 @@
         <w:rPr>
           <w:b/>
           <w:bCs/>
-          <w:lang w:val="pt-BR"/>
-        </w:rPr>
-      </w:pPr>
-      <w:r>
-        <w:rPr>
-          <w:b/>
-          <w:bCs/>
-          <w:lang w:val="pt-BR"/>
-        </w:rPr>
-        <w:t>Instalação pip3</w:t>
-      </w:r>
-    </w:p>
-    <w:p>
-      <w:pPr>
-        <w:rPr>
-          <w:lang w:val="pt-BR"/>
-        </w:rPr>
-      </w:pPr>
-      <w:r>
-        <w:rPr>
-          <w:lang w:val="pt-BR"/>
-        </w:rPr>
-        <w:t>sudo apt update</w:t>
-      </w:r>
-    </w:p>
-    <w:p>
+        </w:rPr>
+      </w:pPr>
+      <w:proofErr w:type="spellStart"/>
+      <w:r>
+        <w:rPr>
+          <w:b/>
+          <w:bCs/>
+        </w:rPr>
+        <w:t>Instalação</w:t>
+      </w:r>
+      <w:proofErr w:type="spellEnd"/>
+      <w:r>
+        <w:rPr>
+          <w:b/>
+          <w:bCs/>
+        </w:rPr>
+        <w:t xml:space="preserve"> pip3</w:t>
+      </w:r>
+    </w:p>
+    <w:p>
+      <w:proofErr w:type="spellStart"/>
+      <w:r>
+        <w:t>sudo</w:t>
+      </w:r>
+      <w:proofErr w:type="spellEnd"/>
+      <w:r>
+        <w:t xml:space="preserve"> apt update</w:t>
+      </w:r>
+    </w:p>
+    <w:p>
+      <w:proofErr w:type="spellStart"/>
       <w:r>
         <w:t>s</w:t>
       </w:r>
       <w:r>
-        <w:t>udo apt install python3-pip</w:t>
+        <w:t>udo</w:t>
+      </w:r>
+      <w:proofErr w:type="spellEnd"/>
+      <w:r>
+        <w:t xml:space="preserve"> apt install python3-pip</w:t>
       </w:r>
     </w:p>
     <w:p>
@@ -1018,30 +1185,55 @@
       </w:r>
     </w:p>
     <w:p>
-      <w:pPr>
-        <w:rPr>
-          <w:lang w:val="pt-BR"/>
-        </w:rPr>
-      </w:pPr>
-      <w:r>
-        <w:rPr>
-          <w:lang w:val="pt-BR"/>
-        </w:rPr>
-        <w:t>sudo timedatectl set-ntp false</w:t>
-      </w:r>
-    </w:p>
-    <w:p>
-      <w:pPr>
-        <w:rPr>
-          <w:lang w:val="pt-BR"/>
-        </w:rPr>
-      </w:pPr>
-      <w:r>
-        <w:rPr>
-          <w:lang w:val="pt-BR"/>
-        </w:rPr>
-        <w:lastRenderedPageBreak/>
-        <w:t>sudo timedatectl set-time "2025-09-29 14:30:00"</w:t>
+      <w:proofErr w:type="spellStart"/>
+      <w:r>
+        <w:t>sudo</w:t>
+      </w:r>
+      <w:proofErr w:type="spellEnd"/>
+      <w:r>
+        <w:t xml:space="preserve"> </w:t>
+      </w:r>
+      <w:proofErr w:type="spellStart"/>
+      <w:r>
+        <w:t>timedatectl</w:t>
+      </w:r>
+      <w:proofErr w:type="spellEnd"/>
+      <w:r>
+        <w:t xml:space="preserve"> set-</w:t>
+      </w:r>
+      <w:proofErr w:type="spellStart"/>
+      <w:r>
+        <w:t>ntp</w:t>
+      </w:r>
+      <w:proofErr w:type="spellEnd"/>
+      <w:r>
+        <w:t xml:space="preserve"> false</w:t>
+      </w:r>
+    </w:p>
+    <w:p>
+      <w:proofErr w:type="spellStart"/>
+      <w:r>
+        <w:t>sudo</w:t>
+      </w:r>
+      <w:proofErr w:type="spellEnd"/>
+      <w:r>
+        <w:t xml:space="preserve"> </w:t>
+      </w:r>
+      <w:proofErr w:type="spellStart"/>
+      <w:r>
+        <w:t>timedatectl</w:t>
+      </w:r>
+      <w:proofErr w:type="spellEnd"/>
+      <w:r>
+        <w:t xml:space="preserve"> </w:t>
+      </w:r>
+      <w:proofErr w:type="gramStart"/>
+      <w:r>
+        <w:t>set-time</w:t>
+      </w:r>
+      <w:proofErr w:type="gramEnd"/>
+      <w:r>
+        <w:t xml:space="preserve"> "2025-09-29 14:30:00"</w:t>
       </w:r>
     </w:p>
     <w:p>
@@ -1059,7 +1251,21 @@
         <w:rPr>
           <w:lang w:val="pt-BR"/>
         </w:rPr>
-        <w:t>Tentei deixar o NTP em true, mas não fez o Sync automático, logo deixei como false e executei o set-time manualmente</w:t>
+        <w:t xml:space="preserve">Tentei deixar o NTP em </w:t>
+      </w:r>
+      <w:proofErr w:type="spellStart"/>
+      <w:r>
+        <w:rPr>
+          <w:lang w:val="pt-BR"/>
+        </w:rPr>
+        <w:t>true</w:t>
+      </w:r>
+      <w:proofErr w:type="spellEnd"/>
+      <w:r>
+        <w:rPr>
+          <w:lang w:val="pt-BR"/>
+        </w:rPr>
+        <w:t>, mas não fez o Sync automático, logo deixei como false e executei o set-time manualmente</w:t>
       </w:r>
     </w:p>
     <w:p>
@@ -1077,20 +1283,45 @@
         <w:rPr>
           <w:lang w:val="pt-BR"/>
         </w:rPr>
-        <w:t>Executado novo update de repositório com posterior comando de instalação do pip, e então funcionou</w:t>
-      </w:r>
-    </w:p>
-    <w:p>
-      <w:r>
-        <w:t>sudo apt update</w:t>
-      </w:r>
-    </w:p>
-    <w:p>
+        <w:t xml:space="preserve">Executado novo update de repositório com posterior comando de instalação do </w:t>
+      </w:r>
+      <w:proofErr w:type="spellStart"/>
+      <w:r>
+        <w:rPr>
+          <w:lang w:val="pt-BR"/>
+        </w:rPr>
+        <w:t>pip</w:t>
+      </w:r>
+      <w:proofErr w:type="spellEnd"/>
+      <w:r>
+        <w:rPr>
+          <w:lang w:val="pt-BR"/>
+        </w:rPr>
+        <w:t>, e então funcionou</w:t>
+      </w:r>
+    </w:p>
+    <w:p>
+      <w:proofErr w:type="spellStart"/>
+      <w:r>
+        <w:lastRenderedPageBreak/>
+        <w:t>sudo</w:t>
+      </w:r>
+      <w:proofErr w:type="spellEnd"/>
+      <w:r>
+        <w:t xml:space="preserve"> apt update</w:t>
+      </w:r>
+    </w:p>
+    <w:p>
+      <w:proofErr w:type="spellStart"/>
       <w:r>
         <w:t>s</w:t>
       </w:r>
       <w:r>
-        <w:t>udo apt install python3-pip</w:t>
+        <w:t>udo</w:t>
+      </w:r>
+      <w:proofErr w:type="spellEnd"/>
+      <w:r>
+        <w:t xml:space="preserve"> apt install python3-pip</w:t>
       </w:r>
     </w:p>
     <w:p>
@@ -1106,6 +1337,7 @@
           <w:bCs/>
         </w:rPr>
       </w:pPr>
+      <w:proofErr w:type="spellStart"/>
       <w:r>
         <w:rPr>
           <w:b/>
@@ -1113,8 +1345,10 @@
         </w:rPr>
         <w:t>Execução</w:t>
       </w:r>
-    </w:p>
-    <w:p>
+      <w:proofErr w:type="spellEnd"/>
+    </w:p>
+    <w:p>
+      <w:proofErr w:type="spellStart"/>
       <w:r>
         <w:t>j</w:t>
       </w:r>
@@ -1127,6 +1361,7 @@
       <w:r>
         <w:t>er</w:t>
       </w:r>
+      <w:proofErr w:type="spellEnd"/>
       <w:r>
         <w:t>-</w:t>
       </w:r>
@@ -1145,12 +1380,291 @@
       <w:r>
         <w:t xml:space="preserve">Abre em </w:t>
       </w:r>
-      <w:r>
-        <w:t>h</w:t>
-      </w:r>
-      <w:r>
-        <w:t>ttp://localhost:8888</w:t>
-      </w:r>
+      <w:hyperlink r:id="rId9" w:history="1">
+        <w:r>
+          <w:rPr>
+            <w:rStyle w:val="Hyperlink"/>
+          </w:rPr>
+          <w:t>http://localhost:8888</w:t>
+        </w:r>
+      </w:hyperlink>
+    </w:p>
+    <w:p/>
+    <w:p>
+      <w:pPr>
+        <w:pStyle w:val="Ttulo2"/>
+        <w:rPr>
+          <w:lang w:val="pt-BR"/>
+        </w:rPr>
+      </w:pPr>
+      <w:r>
+        <w:rPr>
+          <w:lang w:val="pt-BR"/>
+        </w:rPr>
+        <w:t xml:space="preserve">Outros: </w:t>
+      </w:r>
+      <w:proofErr w:type="spellStart"/>
+      <w:r>
+        <w:rPr>
+          <w:lang w:val="pt-BR"/>
+        </w:rPr>
+        <w:t>Jupyter</w:t>
+      </w:r>
+      <w:proofErr w:type="spellEnd"/>
+      <w:r>
+        <w:rPr>
+          <w:lang w:val="pt-BR"/>
+        </w:rPr>
+        <w:t xml:space="preserve"> Notebook</w:t>
+      </w:r>
+    </w:p>
+    <w:p>
+      <w:pPr>
+        <w:rPr>
+          <w:b/>
+          <w:bCs/>
+          <w:lang w:val="pt-BR"/>
+        </w:rPr>
+      </w:pPr>
+      <w:r>
+        <w:rPr>
+          <w:b/>
+          <w:bCs/>
+          <w:lang w:val="pt-BR"/>
+        </w:rPr>
+        <w:t xml:space="preserve">Exportando </w:t>
+      </w:r>
+      <w:proofErr w:type="spellStart"/>
+      <w:r>
+        <w:rPr>
+          <w:b/>
+          <w:bCs/>
+          <w:lang w:val="pt-BR"/>
+        </w:rPr>
+        <w:t>Jupyter</w:t>
+      </w:r>
+      <w:proofErr w:type="spellEnd"/>
+      <w:r>
+        <w:rPr>
+          <w:b/>
+          <w:bCs/>
+          <w:lang w:val="pt-BR"/>
+        </w:rPr>
+        <w:t xml:space="preserve"> Notebook para HTML</w:t>
+      </w:r>
+    </w:p>
+    <w:p>
+      <w:proofErr w:type="spellStart"/>
+      <w:r>
+        <w:t>jupyter</w:t>
+      </w:r>
+      <w:proofErr w:type="spellEnd"/>
+      <w:r>
+        <w:t xml:space="preserve"> </w:t>
+      </w:r>
+      <w:proofErr w:type="spellStart"/>
+      <w:r>
+        <w:t>nbconvert</w:t>
+      </w:r>
+      <w:proofErr w:type="spellEnd"/>
+      <w:r>
+        <w:t xml:space="preserve"> –to html </w:t>
+      </w:r>
+      <w:proofErr w:type="spellStart"/>
+      <w:r>
+        <w:t>E</w:t>
+      </w:r>
+      <w:r>
+        <w:t>xperimentos.ipynb</w:t>
+      </w:r>
+      <w:proofErr w:type="spellEnd"/>
+    </w:p>
+    <w:p>
+      <w:r>
+        <w:t xml:space="preserve">google-chrome </w:t>
+      </w:r>
+      <w:r>
+        <w:t>E</w:t>
+      </w:r>
+      <w:r>
+        <w:t>xperimentos</w:t>
+      </w:r>
+      <w:r>
+        <w:t>.html</w:t>
+      </w:r>
+    </w:p>
+    <w:p/>
+    <w:p>
+      <w:pPr>
+        <w:rPr>
+          <w:b/>
+          <w:bCs/>
+        </w:rPr>
+      </w:pPr>
+      <w:proofErr w:type="spellStart"/>
+      <w:r>
+        <w:rPr>
+          <w:b/>
+          <w:bCs/>
+        </w:rPr>
+        <w:t>Exportando</w:t>
+      </w:r>
+      <w:proofErr w:type="spellEnd"/>
+      <w:r>
+        <w:rPr>
+          <w:b/>
+          <w:bCs/>
+        </w:rPr>
+        <w:t xml:space="preserve"> </w:t>
+      </w:r>
+      <w:proofErr w:type="spellStart"/>
+      <w:r>
+        <w:rPr>
+          <w:b/>
+          <w:bCs/>
+        </w:rPr>
+        <w:t>Jupyter</w:t>
+      </w:r>
+      <w:proofErr w:type="spellEnd"/>
+      <w:r>
+        <w:rPr>
+          <w:b/>
+          <w:bCs/>
+        </w:rPr>
+        <w:t xml:space="preserve"> Notebook </w:t>
+      </w:r>
+      <w:proofErr w:type="gramStart"/>
+      <w:r>
+        <w:rPr>
+          <w:b/>
+          <w:bCs/>
+        </w:rPr>
+        <w:t>para HTML</w:t>
+      </w:r>
+      <w:proofErr w:type="gramEnd"/>
+      <w:r>
+        <w:rPr>
+          <w:b/>
+          <w:bCs/>
+        </w:rPr>
+        <w:t xml:space="preserve"> (Only mark</w:t>
+      </w:r>
+      <w:r>
+        <w:rPr>
+          <w:b/>
+          <w:bCs/>
+        </w:rPr>
+        <w:t>down)</w:t>
+      </w:r>
+    </w:p>
+    <w:p>
+      <w:proofErr w:type="spellStart"/>
+      <w:r>
+        <w:t>jupyter</w:t>
+      </w:r>
+      <w:proofErr w:type="spellEnd"/>
+      <w:r>
+        <w:t xml:space="preserve"> </w:t>
+      </w:r>
+      <w:proofErr w:type="spellStart"/>
+      <w:r>
+        <w:t>nbconvert</w:t>
+      </w:r>
+      <w:proofErr w:type="spellEnd"/>
+      <w:r>
+        <w:t xml:space="preserve"> --to html --no-input </w:t>
+      </w:r>
+      <w:r>
+        <w:t>my</w:t>
+      </w:r>
+      <w:r>
+        <w:t>-</w:t>
+      </w:r>
+      <w:proofErr w:type="spellStart"/>
+      <w:proofErr w:type="gramStart"/>
+      <w:r>
+        <w:t>notebook.ipynb</w:t>
+      </w:r>
+      <w:proofErr w:type="spellEnd"/>
+      <w:proofErr w:type="gramEnd"/>
+    </w:p>
+    <w:p>
+      <w:r>
+        <w:t xml:space="preserve">google-chrome </w:t>
+      </w:r>
+      <w:r>
+        <w:t>E</w:t>
+      </w:r>
+      <w:r>
+        <w:t>xperimentos.html</w:t>
+      </w:r>
+    </w:p>
+    <w:p/>
+    <w:p>
+      <w:pPr>
+        <w:rPr>
+          <w:b/>
+          <w:bCs/>
+          <w:lang w:val="pt-BR"/>
+        </w:rPr>
+      </w:pPr>
+      <w:proofErr w:type="spellStart"/>
+      <w:r>
+        <w:rPr>
+          <w:b/>
+          <w:bCs/>
+          <w:lang w:val="pt-BR"/>
+        </w:rPr>
+        <w:t>Exrpotando</w:t>
+      </w:r>
+      <w:proofErr w:type="spellEnd"/>
+      <w:r>
+        <w:rPr>
+          <w:b/>
+          <w:bCs/>
+          <w:lang w:val="pt-BR"/>
+        </w:rPr>
+        <w:t xml:space="preserve"> </w:t>
+      </w:r>
+      <w:proofErr w:type="spellStart"/>
+      <w:r>
+        <w:rPr>
+          <w:b/>
+          <w:bCs/>
+          <w:lang w:val="pt-BR"/>
+        </w:rPr>
+        <w:t>Jupyter</w:t>
+      </w:r>
+      <w:proofErr w:type="spellEnd"/>
+      <w:r>
+        <w:rPr>
+          <w:b/>
+          <w:bCs/>
+          <w:lang w:val="pt-BR"/>
+        </w:rPr>
+        <w:t xml:space="preserve"> Notebook pata HTML: Ocultar células específicas</w:t>
+      </w:r>
+    </w:p>
+    <w:p>
+      <w:pPr>
+        <w:pStyle w:val="PargrafodaLista"/>
+        <w:numPr>
+          <w:ilvl w:val="0"/>
+          <w:numId w:val="1"/>
+        </w:numPr>
+        <w:rPr>
+          <w:lang w:val="pt-BR"/>
+        </w:rPr>
+      </w:pPr>
+      <w:hyperlink r:id="rId10" w:history="1">
+        <w:r>
+          <w:rPr>
+            <w:rStyle w:val="Hyperlink"/>
+            <w:lang w:val="pt-BR"/>
+          </w:rPr>
+          <w:t>https://stackoverflow.com/questions/49907455/hide-code-when-exporting-jupyter-notebook-to-html</w:t>
+        </w:r>
+      </w:hyperlink>
     </w:p>
     <w:sectPr>
       <w:pgSz w:w="12240" w:h="15840"/>
